--- a/tests/org.obeonetwork.m2doc.tests/resources/template/withBookmarkRefCallBeforeBookmark/withBookmarkRefCallBeforeBookmark-expected-generation.docx
+++ b/tests/org.obeonetwork.m2doc.tests/resources/template/withBookmarkRefCallBeforeBookmark/withBookmarkRefCallBeforeBookmark-expected-generation.docx
@@ -50,26 +50,26 @@
         <w:t/>
       </w:r>
       <w:r/>
-      <w:r w:rsidR="09D98AA7B47E4C1AA20B768586C9B49D">
+      <w:r w:rsidR="1AEAAB3E549FB89B66A591CED1F99788">
         <w:fldChar w:fldCharType="begin"/>
       </w:r>
-      <w:r w:rsidR="09D98AA7B47E4C1AA20B768586C9B49D">
+      <w:r w:rsidR="1AEAAB3E549FB89B66A591CED1F99788">
         <w:instrText xml:space="preserve"> REF testid \h </w:instrText>
       </w:r>
-      <w:r w:rsidR="09D98AA7B47E4C1AA20B768586C9B49D">
+      <w:r w:rsidR="1AEAAB3E549FB89B66A591CED1F99788">
         <w:fldChar w:fldCharType="separate"/>
       </w:r>
-      <w:r w:rsidR="09D98AA7B47E4C1AA20B768586C9B49D">
+      <w:r w:rsidR="1AEAAB3E549FB89B66A591CED1F99788">
         <w:rPr>
           <w:noProof/>
           <w:b w:val="on"/>
         </w:rPr>
         <w:t>testidref</w:t>
       </w:r>
-      <w:r w:rsidR="09D98AA7B47E4C1AA20B768586C9B49D">
+      <w:r w:rsidR="1AEAAB3E549FB89B66A591CED1F99788">
         <w:fldChar w:fldCharType="end"/>
       </w:r>
-      <w:bookmarkStart w:name="testid" w:id="69194761113204224677654691373584468454"/>
+      <w:bookmarkStart w:name="testid" w:id="94089208826552280468844514007329904252"/>
     </w:p>
     <w:p>
       <w:pPr>
@@ -85,7 +85,7 @@
         </w:rPr>
         <w:t>test</w:t>
       </w:r>
-      <w:bookmarkEnd w:id="69194761113204224677654691373584468454"/>
+      <w:bookmarkEnd w:id="94089208826552280468844514007329904252"/>
     </w:p>
     <w:p>
       <w:pPr>

--- a/tests/org.obeonetwork.m2doc.tests/resources/template/withBookmarkRefCallBeforeBookmark/withBookmarkRefCallBeforeBookmark-expected-generation.docx
+++ b/tests/org.obeonetwork.m2doc.tests/resources/template/withBookmarkRefCallBeforeBookmark/withBookmarkRefCallBeforeBookmark-expected-generation.docx
@@ -50,26 +50,26 @@
         <w:t/>
       </w:r>
       <w:r/>
-      <w:r w:rsidR="09D98AA7B47E4C1AA20B768586C9B49D">
+      <w:r w:rsidR="2F5535D59033BBF44D2AA0D9D086E7CD">
         <w:fldChar w:fldCharType="begin"/>
       </w:r>
-      <w:r w:rsidR="09D98AA7B47E4C1AA20B768586C9B49D">
+      <w:r w:rsidR="2F5535D59033BBF44D2AA0D9D086E7CD">
         <w:instrText xml:space="preserve"> REF testid \h </w:instrText>
       </w:r>
-      <w:r w:rsidR="09D98AA7B47E4C1AA20B768586C9B49D">
+      <w:r w:rsidR="2F5535D59033BBF44D2AA0D9D086E7CD">
         <w:fldChar w:fldCharType="separate"/>
       </w:r>
-      <w:r w:rsidR="09D98AA7B47E4C1AA20B768586C9B49D">
+      <w:r w:rsidR="2F5535D59033BBF44D2AA0D9D086E7CD">
         <w:rPr>
           <w:noProof/>
           <w:b w:val="on"/>
         </w:rPr>
         <w:t>testidref</w:t>
       </w:r>
-      <w:r w:rsidR="09D98AA7B47E4C1AA20B768586C9B49D">
+      <w:r w:rsidR="2F5535D59033BBF44D2AA0D9D086E7CD">
         <w:fldChar w:fldCharType="end"/>
       </w:r>
-      <w:bookmarkStart w:name="testid" w:id="69194761113204224677654691373584468454"/>
+      <w:bookmarkStart w:name="testid" w:id="6992144478329967067385197805037315897"/>
     </w:p>
     <w:p>
       <w:pPr>
@@ -85,7 +85,7 @@
         </w:rPr>
         <w:t>test</w:t>
       </w:r>
-      <w:bookmarkEnd w:id="69194761113204224677654691373584468454"/>
+      <w:bookmarkEnd w:id="6992144478329967067385197805037315897"/>
     </w:p>
     <w:p>
       <w:pPr>
